--- a/08-materiais/modelos/proposta-avaliacao-prontidao-modelo.docx
+++ b/08-materiais/modelos/proposta-avaliacao-prontidao-modelo.docx
@@ -716,7 +716,7 @@
           <w:sz w:val="22"/>
           <w:szCs w:val="22"/>
         </w:rPr>
-        <w:t xml:space="preserve">{{PRECO_AVALIACAO}}</w:t>
+        <w:t xml:space="preserve">R$ 28.000</w:t>
       </w:r>
       <w:r>
         <w:rPr>
@@ -729,7 +729,7 @@
           <w:sz w:val="22"/>
           <w:szCs w:val="22"/>
         </w:rPr>
-        <w:t xml:space="preserve"> — até 25 participantes. Ajustes por porte na tabela vigente. Faturamento: 50% na assinatura, 50% em até 10 dias úteis após o debrief.</w:t>
+        <w:t xml:space="preserve"> (faixa R$ 24–35 mil conforme porte) — até 25 participantes. Faturamento: 50% na assinatura, 50% em até 10 dias úteis após o debrief.</w:t>
       </w:r>
     </w:p>
     <w:p>
